--- a/eng/docx/009.content.docx
+++ b/eng/docx/009.content.docx
@@ -309,18 +309,12 @@
         </w:rPr>
         <w:t xml:space="preserve"> </w:t>
       </w:r>
-      <w:hyperlink r:id="rId13">
-        <w:r>
-          <w:rPr>
-            <w:lang w:val="en_US" w:bidi="en_US"/>
-          </w:rPr>
-          <w:rPr>
-            <w:color w:val="0000EE"/>
-            <w:u w:val="single"/>
-          </w:rPr>
-          <w:t>Dn 6:24</w:t>
-        </w:r>
-      </w:hyperlink>
+      <w:r>
+        <w:rPr>
+          <w:lang w:val="en_US" w:bidi="en_US"/>
+        </w:rPr>
+        <w:t>Dn 6:24</w:t>
+      </w:r>
       <w:r>
         <w:rPr>
           <w:lang w:val="en_US" w:bidi="en_US"/>
@@ -352,18 +346,12 @@
         </w:rPr>
         <w:t xml:space="preserve"> v:</w:t>
       </w:r>
-      <w:hyperlink r:id="rId14">
-        <w:r>
-          <w:rPr>
-            <w:lang w:val="en_US" w:bidi="en_US"/>
-          </w:rPr>
-          <w:rPr>
-            <w:color w:val="0000EE"/>
-            <w:u w:val="single"/>
-          </w:rPr>
-          <w:t>15</w:t>
-        </w:r>
-      </w:hyperlink>
+      <w:r>
+        <w:rPr>
+          <w:lang w:val="en_US" w:bidi="en_US"/>
+        </w:rPr>
+        <w:t>15</w:t>
+      </w:r>
       <w:r>
         <w:rPr>
           <w:lang w:val="en_US" w:bidi="en_US"/>
@@ -445,18 +433,12 @@
         </w:rPr>
         <w:t xml:space="preserve">: </w:t>
       </w:r>
-      <w:hyperlink r:id="rId15">
-        <w:r>
-          <w:rPr>
-            <w:lang w:val="en_US" w:bidi="en_US"/>
-          </w:rPr>
-          <w:rPr>
-            <w:color w:val="0000EE"/>
-            <w:u w:val="single"/>
-          </w:rPr>
-          <w:t>Dn 2:32</w:t>
-        </w:r>
-      </w:hyperlink>
+      <w:r>
+        <w:rPr>
+          <w:lang w:val="en_US" w:bidi="en_US"/>
+        </w:rPr>
+        <w:t>Dn 2:32</w:t>
+      </w:r>
       <w:r>
         <w:rPr>
           <w:lang w:val="en_US" w:bidi="en_US"/>
@@ -513,36 +495,24 @@
         </w:rPr>
         <w:t xml:space="preserve">) </w:t>
       </w:r>
-      <w:hyperlink r:id="rId16">
-        <w:r>
-          <w:rPr>
-            <w:lang w:val="en_US" w:bidi="en_US"/>
-          </w:rPr>
-          <w:rPr>
-            <w:color w:val="0000EE"/>
-            <w:u w:val="single"/>
-          </w:rPr>
-          <w:t>Ezr 5:17</w:t>
-        </w:r>
-      </w:hyperlink>
+      <w:r>
+        <w:rPr>
+          <w:lang w:val="en_US" w:bidi="en_US"/>
+        </w:rPr>
+        <w:t>Ezr 5:17</w:t>
+      </w:r>
       <w:r>
         <w:rPr>
           <w:lang w:val="en_US" w:bidi="en_US"/>
         </w:rPr>
         <w:t xml:space="preserve"> (cf. </w:t>
       </w:r>
-      <w:hyperlink r:id="rId17">
-        <w:r>
-          <w:rPr>
-            <w:lang w:val="en_US" w:bidi="en_US"/>
-          </w:rPr>
-          <w:rPr>
-            <w:color w:val="0000EE"/>
-            <w:u w:val="single"/>
-          </w:rPr>
-          <w:t>6:18</w:t>
-        </w:r>
-      </w:hyperlink>
+      <w:r>
+        <w:rPr>
+          <w:lang w:val="en_US" w:bidi="en_US"/>
+        </w:rPr>
+        <w:t>6:18</w:t>
+      </w:r>
       <w:r>
         <w:rPr>
           <w:lang w:val="en_US" w:bidi="en_US"/>
@@ -686,18 +656,12 @@
         </w:rPr>
         <w:t xml:space="preserve"> </w:t>
       </w:r>
-      <w:hyperlink r:id="rId18">
-        <w:r>
-          <w:rPr>
-            <w:lang w:val="en_US" w:bidi="en_US"/>
-          </w:rPr>
-          <w:rPr>
-            <w:color w:val="0000EE"/>
-            <w:u w:val="single"/>
-          </w:rPr>
-          <w:t>Dn 2:14</w:t>
-        </w:r>
-      </w:hyperlink>
+      <w:r>
+        <w:rPr>
+          <w:lang w:val="en_US" w:bidi="en_US"/>
+        </w:rPr>
+        <w:t>Dn 2:14</w:t>
+      </w:r>
       <w:r>
         <w:rPr>
           <w:lang w:val="en_US" w:bidi="en_US"/>
@@ -834,18 +798,12 @@
         </w:rPr>
         <w:t xml:space="preserve">: </w:t>
       </w:r>
-      <w:hyperlink r:id="rId19">
-        <w:r>
-          <w:rPr>
-            <w:lang w:val="en_US" w:bidi="en_US"/>
-          </w:rPr>
-          <w:rPr>
-            <w:color w:val="0000EE"/>
-            <w:u w:val="single"/>
-          </w:rPr>
-          <w:t>Dn 2:35</w:t>
-        </w:r>
-      </w:hyperlink>
+      <w:r>
+        <w:rPr>
+          <w:lang w:val="en_US" w:bidi="en_US"/>
+        </w:rPr>
+        <w:t>Dn 2:35</w:t>
+      </w:r>
       <w:r>
         <w:rPr>
           <w:lang w:val="en_US" w:bidi="en_US"/>
@@ -864,18 +822,12 @@
         </w:rPr>
         <w:t xml:space="preserve"> v:</w:t>
       </w:r>
-      <w:hyperlink r:id="rId20">
-        <w:r>
-          <w:rPr>
-            <w:lang w:val="en_US" w:bidi="en_US"/>
-          </w:rPr>
-          <w:rPr>
-            <w:color w:val="0000EE"/>
-            <w:u w:val="single"/>
-          </w:rPr>
-          <w:t>45</w:t>
-        </w:r>
-      </w:hyperlink>
+      <w:r>
+        <w:rPr>
+          <w:lang w:val="en_US" w:bidi="en_US"/>
+        </w:rPr>
+        <w:t>45</w:t>
+      </w:r>
       <w:r>
         <w:rPr>
           <w:lang w:val="en_US" w:bidi="en_US"/>
@@ -1070,36 +1022,24 @@
         </w:rPr>
         <w:t xml:space="preserve"> </w:t>
       </w:r>
-      <w:hyperlink r:id="rId21">
-        <w:r>
-          <w:rPr>
-            <w:lang w:val="en_US" w:bidi="en_US"/>
-          </w:rPr>
-          <w:rPr>
-            <w:color w:val="0000EE"/>
-            <w:u w:val="single"/>
-          </w:rPr>
-          <w:t>Psalm 124:3</w:t>
-        </w:r>
-      </w:hyperlink>
+      <w:r>
+        <w:rPr>
+          <w:lang w:val="en_US" w:bidi="en_US"/>
+        </w:rPr>
+        <w:t>Psalm 124:3</w:t>
+      </w:r>
       <w:r>
         <w:rPr>
           <w:lang w:val="en_US" w:bidi="en_US"/>
         </w:rPr>
         <w:t>);—</w:t>
       </w:r>
-      <w:hyperlink r:id="rId22">
-        <w:r>
-          <w:rPr>
-            <w:lang w:val="en_US" w:bidi="en_US"/>
-          </w:rPr>
-          <w:rPr>
-            <w:color w:val="0000EE"/>
-            <w:u w:val="single"/>
-          </w:rPr>
-          <w:t>Dn 6:18</w:t>
-        </w:r>
-      </w:hyperlink>
+      <w:r>
+        <w:rPr>
+          <w:lang w:val="en_US" w:bidi="en_US"/>
+        </w:rPr>
+        <w:t>Dn 6:18</w:t>
+      </w:r>
       <w:r>
         <w:rPr>
           <w:lang w:val="en_US" w:bidi="en_US"/>
@@ -1273,36 +1213,24 @@
         </w:rPr>
         <w:t xml:space="preserve"> </w:t>
       </w:r>
-      <w:hyperlink r:id="rId23">
-        <w:r>
-          <w:rPr>
-            <w:lang w:val="en_US" w:bidi="en_US"/>
-          </w:rPr>
-          <w:rPr>
-            <w:color w:val="0000EE"/>
-            <w:u w:val="single"/>
-          </w:rPr>
-          <w:t>Dn 2:41</w:t>
-        </w:r>
-      </w:hyperlink>
+      <w:r>
+        <w:rPr>
+          <w:lang w:val="en_US" w:bidi="en_US"/>
+        </w:rPr>
+        <w:t>Dn 2:41</w:t>
+      </w:r>
       <w:r>
         <w:rPr>
           <w:lang w:val="en_US" w:bidi="en_US"/>
         </w:rPr>
         <w:t xml:space="preserve">, </w:t>
       </w:r>
-      <w:hyperlink r:id="rId24">
-        <w:r>
-          <w:rPr>
-            <w:lang w:val="en_US" w:bidi="en_US"/>
-          </w:rPr>
-          <w:rPr>
-            <w:color w:val="0000EE"/>
-            <w:u w:val="single"/>
-          </w:rPr>
-          <w:t>2:43</w:t>
-        </w:r>
-      </w:hyperlink>
+      <w:r>
+        <w:rPr>
+          <w:lang w:val="en_US" w:bidi="en_US"/>
+        </w:rPr>
+        <w:t>2:43</w:t>
+      </w:r>
       <w:r>
         <w:rPr>
           <w:lang w:val="en_US" w:bidi="en_US"/>
@@ -1396,90 +1324,60 @@
         </w:rPr>
         <w:t xml:space="preserve"> </w:t>
       </w:r>
-      <w:hyperlink r:id="rId25">
-        <w:r>
-          <w:rPr>
-            <w:lang w:val="en_US" w:bidi="en_US"/>
-          </w:rPr>
-          <w:rPr>
-            <w:color w:val="0000EE"/>
-            <w:u w:val="single"/>
-          </w:rPr>
-          <w:t>Dn 4:12</w:t>
-        </w:r>
-      </w:hyperlink>
+      <w:r>
+        <w:rPr>
+          <w:lang w:val="en_US" w:bidi="en_US"/>
+        </w:rPr>
+        <w:t>Dn 4:12</w:t>
+      </w:r>
       <w:r>
         <w:rPr>
           <w:lang w:val="en_US" w:bidi="en_US"/>
         </w:rPr>
         <w:t xml:space="preserve">, </w:t>
       </w:r>
-      <w:hyperlink r:id="rId26">
-        <w:r>
-          <w:rPr>
-            <w:lang w:val="en_US" w:bidi="en_US"/>
-          </w:rPr>
-          <w:rPr>
-            <w:color w:val="0000EE"/>
-            <w:u w:val="single"/>
-          </w:rPr>
-          <w:t>4:20</w:t>
-        </w:r>
-      </w:hyperlink>
+      <w:r>
+        <w:rPr>
+          <w:lang w:val="en_US" w:bidi="en_US"/>
+        </w:rPr>
+        <w:t>4:20</w:t>
+      </w:r>
       <w:r>
         <w:rPr>
           <w:lang w:val="en_US" w:bidi="en_US"/>
         </w:rPr>
         <w:t xml:space="preserve">, </w:t>
       </w:r>
-      <w:hyperlink r:id="rId27">
-        <w:r>
-          <w:rPr>
-            <w:lang w:val="en_US" w:bidi="en_US"/>
-          </w:rPr>
-          <w:rPr>
-            <w:color w:val="0000EE"/>
-            <w:u w:val="single"/>
-          </w:rPr>
-          <w:t>4:22</w:t>
-        </w:r>
-      </w:hyperlink>
+      <w:r>
+        <w:rPr>
+          <w:lang w:val="en_US" w:bidi="en_US"/>
+        </w:rPr>
+        <w:t>4:22</w:t>
+      </w:r>
       <w:r>
         <w:rPr>
           <w:lang w:val="en_US" w:bidi="en_US"/>
         </w:rPr>
         <w:t xml:space="preserve">, </w:t>
       </w:r>
-      <w:hyperlink r:id="rId28">
-        <w:r>
-          <w:rPr>
-            <w:lang w:val="en_US" w:bidi="en_US"/>
-          </w:rPr>
-          <w:rPr>
-            <w:color w:val="0000EE"/>
-            <w:u w:val="single"/>
-          </w:rPr>
-          <w:t>4:30</w:t>
-        </w:r>
-      </w:hyperlink>
+      <w:r>
+        <w:rPr>
+          <w:lang w:val="en_US" w:bidi="en_US"/>
+        </w:rPr>
+        <w:t>4:30</w:t>
+      </w:r>
       <w:r>
         <w:rPr>
           <w:lang w:val="en_US" w:bidi="en_US"/>
         </w:rPr>
         <w:t xml:space="preserve">, </w:t>
       </w:r>
-      <w:hyperlink r:id="rId29">
-        <w:r>
-          <w:rPr>
-            <w:lang w:val="en_US" w:bidi="en_US"/>
-          </w:rPr>
-          <w:rPr>
-            <w:color w:val="0000EE"/>
-            <w:u w:val="single"/>
-          </w:rPr>
-          <w:t>5:31</w:t>
-        </w:r>
-      </w:hyperlink>
+      <w:r>
+        <w:rPr>
+          <w:lang w:val="en_US" w:bidi="en_US"/>
+        </w:rPr>
+        <w:t>5:31</w:t>
+      </w:r>
       <w:r>
         <w:rPr>
           <w:lang w:val="en_US" w:bidi="en_US"/>
@@ -1593,18 +1491,12 @@
         </w:rPr>
         <w:t xml:space="preserve"> </w:t>
       </w:r>
-      <w:hyperlink r:id="rId30">
-        <w:r>
-          <w:rPr>
-            <w:lang w:val="en_US" w:bidi="en_US"/>
-          </w:rPr>
-          <w:rPr>
-            <w:color w:val="0000EE"/>
-            <w:u w:val="single"/>
-          </w:rPr>
-          <w:t>Dn 4:9</w:t>
-        </w:r>
-      </w:hyperlink>
+      <w:r>
+        <w:rPr>
+          <w:lang w:val="en_US" w:bidi="en_US"/>
+        </w:rPr>
+        <w:t>Dn 4:9</w:t>
+      </w:r>
       <w:r>
         <w:rPr>
           <w:lang w:val="en_US" w:bidi="en_US"/>
@@ -1755,36 +1647,24 @@
         </w:rPr>
         <w:t xml:space="preserve"> </w:t>
       </w:r>
-      <w:hyperlink r:id="rId27">
-        <w:r>
-          <w:rPr>
-            <w:lang w:val="en_US" w:bidi="en_US"/>
-          </w:rPr>
-          <w:rPr>
-            <w:color w:val="0000EE"/>
-            <w:u w:val="single"/>
-          </w:rPr>
-          <w:t>Dn 4:22</w:t>
-        </w:r>
-      </w:hyperlink>
+      <w:r>
+        <w:rPr>
+          <w:lang w:val="en_US" w:bidi="en_US"/>
+        </w:rPr>
+        <w:t>Dn 4:22</w:t>
+      </w:r>
       <w:r>
         <w:rPr>
           <w:lang w:val="en_US" w:bidi="en_US"/>
         </w:rPr>
         <w:t xml:space="preserve">, </w:t>
       </w:r>
-      <w:hyperlink r:id="rId31">
-        <w:r>
-          <w:rPr>
-            <w:lang w:val="en_US" w:bidi="en_US"/>
-          </w:rPr>
-          <w:rPr>
-            <w:color w:val="0000EE"/>
-            <w:u w:val="single"/>
-          </w:rPr>
-          <w:t>4:29</w:t>
-        </w:r>
-      </w:hyperlink>
+      <w:r>
+        <w:rPr>
+          <w:lang w:val="en_US" w:bidi="en_US"/>
+        </w:rPr>
+        <w:t>4:29</w:t>
+      </w:r>
       <w:r>
         <w:rPr>
           <w:lang w:val="en_US" w:bidi="en_US"/>
@@ -1815,18 +1695,12 @@
         </w:rPr>
         <w:t xml:space="preserve"> </w:t>
       </w:r>
-      <w:hyperlink r:id="rId32">
-        <w:r>
-          <w:rPr>
-            <w:lang w:val="en_US" w:bidi="en_US"/>
-          </w:rPr>
-          <w:rPr>
-            <w:color w:val="0000EE"/>
-            <w:u w:val="single"/>
-          </w:rPr>
-          <w:t>5:21</w:t>
-        </w:r>
-      </w:hyperlink>
+      <w:r>
+        <w:rPr>
+          <w:lang w:val="en_US" w:bidi="en_US"/>
+        </w:rPr>
+        <w:t>5:21</w:t>
+      </w:r>
       <w:r>
         <w:rPr>
           <w:lang w:val="en_US" w:bidi="en_US"/>
@@ -2029,36 +1903,24 @@
         </w:rPr>
         <w:t xml:space="preserve"> </w:t>
       </w:r>
-      <w:hyperlink r:id="rId27">
-        <w:r>
-          <w:rPr>
-            <w:lang w:val="en_US" w:bidi="en_US"/>
-          </w:rPr>
-          <w:rPr>
-            <w:color w:val="0000EE"/>
-            <w:u w:val="single"/>
-          </w:rPr>
-          <w:t>Dn 4:22</w:t>
-        </w:r>
-      </w:hyperlink>
+      <w:r>
+        <w:rPr>
+          <w:lang w:val="en_US" w:bidi="en_US"/>
+        </w:rPr>
+        <w:t>Dn 4:22</w:t>
+      </w:r>
       <w:r>
         <w:rPr>
           <w:lang w:val="en_US" w:bidi="en_US"/>
         </w:rPr>
         <w:t xml:space="preserve">, </w:t>
       </w:r>
-      <w:hyperlink r:id="rId31">
-        <w:r>
-          <w:rPr>
-            <w:lang w:val="en_US" w:bidi="en_US"/>
-          </w:rPr>
-          <w:rPr>
-            <w:color w:val="0000EE"/>
-            <w:u w:val="single"/>
-          </w:rPr>
-          <w:t>4:29</w:t>
-        </w:r>
-      </w:hyperlink>
+      <w:r>
+        <w:rPr>
+          <w:lang w:val="en_US" w:bidi="en_US"/>
+        </w:rPr>
+        <w:t>4:29</w:t>
+      </w:r>
       <w:r>
         <w:rPr>
           <w:lang w:val="en_US" w:bidi="en_US"/>
@@ -2153,36 +2015,24 @@
         </w:rPr>
         <w:t xml:space="preserve"> </w:t>
       </w:r>
-      <w:hyperlink r:id="rId28">
-        <w:r>
-          <w:rPr>
-            <w:lang w:val="en_US" w:bidi="en_US"/>
-          </w:rPr>
-          <w:rPr>
-            <w:color w:val="0000EE"/>
-            <w:u w:val="single"/>
-          </w:rPr>
-          <w:t>4:30</w:t>
-        </w:r>
-      </w:hyperlink>
+      <w:r>
+        <w:rPr>
+          <w:lang w:val="en_US" w:bidi="en_US"/>
+        </w:rPr>
+        <w:t>4:30</w:t>
+      </w:r>
       <w:r>
         <w:rPr>
           <w:lang w:val="en_US" w:bidi="en_US"/>
         </w:rPr>
         <w:t xml:space="preserve">, </w:t>
       </w:r>
-      <w:hyperlink r:id="rId32">
-        <w:r>
-          <w:rPr>
-            <w:lang w:val="en_US" w:bidi="en_US"/>
-          </w:rPr>
-          <w:rPr>
-            <w:color w:val="0000EE"/>
-            <w:u w:val="single"/>
-          </w:rPr>
-          <w:t>5:21</w:t>
-        </w:r>
-      </w:hyperlink>
+      <w:r>
+        <w:rPr>
+          <w:lang w:val="en_US" w:bidi="en_US"/>
+        </w:rPr>
+        <w:t>5:21</w:t>
+      </w:r>
       <w:r>
         <w:rPr>
           <w:lang w:val="en_US" w:bidi="en_US"/>
@@ -2252,18 +2102,12 @@
         </w:rPr>
         <w:t xml:space="preserve"> so most, </w:t>
       </w:r>
-      <w:hyperlink r:id="rId33">
-        <w:r>
-          <w:rPr>
-            <w:lang w:val="en_US" w:bidi="en_US"/>
-          </w:rPr>
-          <w:rPr>
-            <w:color w:val="0000EE"/>
-            <w:u w:val="single"/>
-          </w:rPr>
-          <w:t>Ezr 4:9</w:t>
-        </w:r>
-      </w:hyperlink>
+      <w:r>
+        <w:rPr>
+          <w:lang w:val="en_US" w:bidi="en_US"/>
+        </w:rPr>
+        <w:t>Ezr 4:9</w:t>
+      </w:r>
       <w:r>
         <w:rPr>
           <w:lang w:val="en_US" w:bidi="en_US"/>
